--- a/Documentation/WALE_PSA_Semester_4.docx
+++ b/Documentation/WALE_PSA_Semester_4.docx
@@ -3485,7 +3485,7 @@
           <w:i w:val="0"/>
           <w:sz w:val="24"/>
         </w:rPr>
-        <w:t>GitHub Repository: [Insert GitHub repository link after the repository is created]</w:t>
+        <w:t>GitHub Repository: https://github.com/XaidenLabs/waile</w:t>
       </w:r>
     </w:p>
     <w:p>
